--- a/docs/Informe_EP3.docx
+++ b/docs/Informe_EP3.docx
@@ -58,10 +58,7 @@
         <w:t xml:space="preserve">Integrantes: </w:t>
       </w:r>
       <w:r>
-        <w:rPr>
-          <w:color w:val="C00000"/>
-        </w:rPr>
-        <w:t xml:space="preserve">________________________   /   ________________________</w:t>
+        <w:t xml:space="preserve">Marco Parra   /   Luis Inostroza</w:t>
       </w:r>
     </w:p>
     <w:p>
@@ -77,10 +74,7 @@
         <w:t xml:space="preserve">Fecha: </w:t>
       </w:r>
       <w:r>
-        <w:rPr>
-          <w:color w:val="C00000"/>
-        </w:rPr>
-        <w:t xml:space="preserve">____ de julio de 2026</w:t>
+        <w:t xml:space="preserve">2 de julio de 2026</w:t>
       </w:r>
     </w:p>
     <w:p>
@@ -96,10 +90,7 @@
         <w:t xml:space="preserve">Docente: </w:t>
       </w:r>
       <w:r>
-        <w:rPr>
-          <w:color w:val="C00000"/>
-        </w:rPr>
-        <w:t xml:space="preserve">________________________</w:t>
+        <w:t xml:space="preserve">Cristian Andrés Bugueño Pantoja</w:t>
       </w:r>
     </w:p>
     <w:p>
@@ -114,7 +105,7 @@
         </w:rPr>
         <w:t xml:space="preserve">Repositorio: </w:t>
       </w:r>
-      <w:hyperlink w:history="1" r:id="rIdd6jrj36zspo6n8es_cvid">
+      <w:hyperlink w:history="1" r:id="rIdrfj64fnd8gmlq0wrktroj">
         <w:r>
           <w:rPr>
             <w:rStyle w:val="Hyperlink"/>
@@ -2516,25 +2507,11 @@
     </w:p>
     <w:p>
       <w:pPr>
-        <w:pBdr>
-          <w:top w:val="single" w:color="C00000" w:sz="4"/>
-          <w:bottom w:val="single" w:color="C00000" w:sz="4"/>
-          <w:left w:val="single" w:color="C00000" w:sz="4"/>
-          <w:right w:val="single" w:color="C00000" w:sz="4"/>
-        </w:pBdr>
-        <w:shd w:fill="FDECEA" w:val="clear"/>
-        <w:spacing w:after="160" w:before="80"/>
-      </w:pPr>
-      <w:r>
-        <w:rPr>
-          <w:b/>
-          <w:bCs/>
-          <w:color w:val="C00000"/>
-        </w:rPr>
-        <w:t xml:space="preserve">✍️ COMPLETAR SIN IA: </w:t>
-      </w:r>
-      <w:r>
-        <w:t xml:space="preserve">Explica con tus palabras por qué se tomaron estas decisiones y cómo aportan a la calidad, seguridad o a la toma de decisiones (IE1). Esta sección NO puede escribirse con IA.</w:t>
+        <w:spacing w:after="120"/>
+        <w:jc w:val="both"/>
+      </w:pPr>
+      <w:r>
+        <w:t xml:space="preserve">Al abrir Grafana pudimos visualizar los gráficos con las métricas del microservicio. La aplicación genera las métricas en formato de texto en el endpoint /actuator/prometheus, Prometheus las lee y almacena periódicamente, y Grafana las consulta para graficarlas. Elegimos este esquema porque desacopla la aplicación de la herramienta de visualización: la app solo se encarga de exponer los datos, sin depender de Prometheus ni Grafana, lo que permite cambiarlas en el futuro sin modificar el código.</w:t>
       </w:r>
     </w:p>
     <w:p>
@@ -2665,25 +2642,11 @@
     </w:p>
     <w:p>
       <w:pPr>
-        <w:pBdr>
-          <w:top w:val="single" w:color="C00000" w:sz="4"/>
-          <w:bottom w:val="single" w:color="C00000" w:sz="4"/>
-          <w:left w:val="single" w:color="C00000" w:sz="4"/>
-          <w:right w:val="single" w:color="C00000" w:sz="4"/>
-        </w:pBdr>
-        <w:shd w:fill="FDECEA" w:val="clear"/>
-        <w:spacing w:after="160" w:before="80"/>
-      </w:pPr>
-      <w:r>
-        <w:rPr>
-          <w:b/>
-          <w:bCs/>
-          <w:color w:val="C00000"/>
-        </w:rPr>
-        <w:t xml:space="preserve">✍️ COMPLETAR SIN IA: </w:t>
-      </w:r>
-      <w:r>
-        <w:t xml:space="preserve">Explica con tus palabras por qué se tomaron estas decisiones y cómo aportan a la calidad, seguridad o a la toma de decisiones (IE2). Esta sección NO puede escribirse con IA.</w:t>
+        <w:spacing w:after="120"/>
+        <w:jc w:val="both"/>
+      </w:pPr>
+      <w:r>
+        <w:t xml:space="preserve">Configuramos el despliegue con 2 réplicas (2 pods) en lugar de una, para garantizar la alta disponibilidad del servicio. Con una sola instancia, si ese pod o su nodo falla, toda la aplicación quedaría caída (un único punto de falla). Con dos réplicas, si una se cae, la otra sigue atendiendo las peticiones, de modo que el sistema permanece disponible. Además, el LoadBalancer reparte el tráfico entre ambas, y Kubernetes reinicia automáticamente cualquier pod que deje de responder.</w:t>
       </w:r>
     </w:p>
     <w:p>
@@ -2752,49 +2715,35 @@
     </w:p>
     <w:p>
       <w:pPr>
-        <w:pBdr>
-          <w:top w:val="single" w:color="C00000" w:sz="4"/>
-          <w:bottom w:val="single" w:color="C00000" w:sz="4"/>
-          <w:left w:val="single" w:color="C00000" w:sz="4"/>
-          <w:right w:val="single" w:color="C00000" w:sz="4"/>
-        </w:pBdr>
-        <w:shd w:fill="FDECEA" w:val="clear"/>
-        <w:spacing w:after="160" w:before="80"/>
-      </w:pPr>
-      <w:r>
-        <w:rPr>
-          <w:b/>
-          <w:bCs/>
-          <w:color w:val="C00000"/>
-        </w:rPr>
-        <w:t xml:space="preserve">✍️ COMPLETAR SIN IA: </w:t>
-      </w:r>
-      <w:r>
-        <w:t xml:space="preserve">Explica con tus palabras por qué se tomaron estas decisiones y cómo aportan a la calidad, seguridad o a la toma de decisiones (IE3). Esta sección NO puede escribirse con IA.</w:t>
-      </w:r>
-    </w:p>
-    <w:p>
-      <w:pPr>
-        <w:pStyle w:val="Heading2"/>
-      </w:pPr>
-      <w:r>
-        <w:t xml:space="preserve">IE4 — Documentación de la integración en CI/CD</w:t>
-      </w:r>
-    </w:p>
-    <w:p>
-      <w:pPr>
-        <w:pStyle w:val="Heading3"/>
-      </w:pPr>
-      <w:r>
-        <w:t xml:space="preserve">Qué se implementó</w:t>
-      </w:r>
-    </w:p>
-    <w:p>
-      <w:pPr>
         <w:spacing w:after="120"/>
         <w:jc w:val="both"/>
       </w:pPr>
       <w:r>
+        <w:t xml:space="preserve">El dashboard nos permite ver en un solo lugar cómo el funcionamiento de la aplicación afecta a los recursos del nodo (la instancia EC2 donde corre): cuánta CPU y memoria consume. Con esa información podemos detectar si el servicio necesita más recursos y dimensionarlos según la demanda, además de vigilar los errores y la cobertura de pruebas. Tener todas las métricas juntas facilita tomar decisiones técnicas rápidas sobre el estado y la capacidad del sistema.</w:t>
+      </w:r>
+    </w:p>
+    <w:p>
+      <w:pPr>
+        <w:pStyle w:val="Heading2"/>
+      </w:pPr>
+      <w:r>
+        <w:t xml:space="preserve">IE4 — Documentación de la integración en CI/CD</w:t>
+      </w:r>
+    </w:p>
+    <w:p>
+      <w:pPr>
+        <w:pStyle w:val="Heading3"/>
+      </w:pPr>
+      <w:r>
+        <w:t xml:space="preserve">Qué se implementó</w:t>
+      </w:r>
+    </w:p>
+    <w:p>
+      <w:pPr>
+        <w:spacing w:after="120"/>
+        <w:jc w:val="both"/>
+      </w:pPr>
+      <w:r>
         <w:t xml:space="preserve">La integración de las herramientas de monitoreo, métricas y seguridad dentro del pipeline se documenta en este informe y en el README del repositorio, explicando el flujo completo desde el push hasta el despliegue en la nube.</w:t>
       </w:r>
     </w:p>
@@ -2808,25 +2757,11 @@
     </w:p>
     <w:p>
       <w:pPr>
-        <w:pBdr>
-          <w:top w:val="single" w:color="C00000" w:sz="4"/>
-          <w:bottom w:val="single" w:color="C00000" w:sz="4"/>
-          <w:left w:val="single" w:color="C00000" w:sz="4"/>
-          <w:right w:val="single" w:color="C00000" w:sz="4"/>
-        </w:pBdr>
-        <w:shd w:fill="FDECEA" w:val="clear"/>
-        <w:spacing w:after="160" w:before="80"/>
-      </w:pPr>
-      <w:r>
-        <w:rPr>
-          <w:b/>
-          <w:bCs/>
-          <w:color w:val="C00000"/>
-        </w:rPr>
-        <w:t xml:space="preserve">✍️ COMPLETAR SIN IA: </w:t>
-      </w:r>
-      <w:r>
-        <w:t xml:space="preserve">Explica con tus palabras por qué se tomaron estas decisiones y cómo aportan a la calidad, seguridad o a la toma de decisiones (IE4). Esta sección NO puede escribirse con IA.</w:t>
+        <w:spacing w:after="120"/>
+        <w:jc w:val="both"/>
+      </w:pPr>
+      <w:r>
+        <w:t xml:space="preserve">Documentar cómo se integran las herramientas en el pipeline permite que cualquier integrante o evaluador entienda de qué manera cada una (pruebas, cobertura, SonarCloud, Trivy, despliegue) aporta al proceso y a la toma de decisiones técnicas. Esta trazabilidad facilita mantener y mejorar el sistema de forma continua.</w:t>
       </w:r>
     </w:p>
     <w:p>
@@ -2926,25 +2861,11 @@
     </w:p>
     <w:p>
       <w:pPr>
-        <w:pBdr>
-          <w:top w:val="single" w:color="C00000" w:sz="4"/>
-          <w:bottom w:val="single" w:color="C00000" w:sz="4"/>
-          <w:left w:val="single" w:color="C00000" w:sz="4"/>
-          <w:right w:val="single" w:color="C00000" w:sz="4"/>
-        </w:pBdr>
-        <w:shd w:fill="FDECEA" w:val="clear"/>
-        <w:spacing w:after="160" w:before="80"/>
-      </w:pPr>
-      <w:r>
-        <w:rPr>
-          <w:b/>
-          <w:bCs/>
-          <w:color w:val="C00000"/>
-        </w:rPr>
-        <w:t xml:space="preserve">✍️ COMPLETAR SIN IA: </w:t>
-      </w:r>
-      <w:r>
-        <w:t xml:space="preserve">Explica con tus palabras por qué se tomaron estas decisiones y cómo aportan a la calidad, seguridad o a la toma de decisiones (IE5). Esta sección NO puede escribirse con IA.</w:t>
+        <w:spacing w:after="120"/>
+        <w:jc w:val="both"/>
+      </w:pPr>
+      <w:r>
+        <w:t xml:space="preserve">Aplicamos protección de rama sobre main para que ningún cambio pueda fusionarse sin antes pasar por un Pull Request y aprobar los controles automáticos (pruebas, análisis de calidad con SonarCloud y escaneo de seguridad con Trivy). Esto evita que código con errores o vulnerabilidades llegue a main, que es la rama que se despliega a producción. De este modo garantizamos trazabilidad (todo cambio queda registrado en un PR) y reducimos el riesgo de romper el sistema en producción.</w:t>
       </w:r>
     </w:p>
     <w:p>
@@ -3044,135 +2965,11 @@
     </w:p>
     <w:p>
       <w:pPr>
-        <w:pBdr>
-          <w:top w:val="single" w:color="C00000" w:sz="4"/>
-          <w:bottom w:val="single" w:color="C00000" w:sz="4"/>
-          <w:left w:val="single" w:color="C00000" w:sz="4"/>
-          <w:right w:val="single" w:color="C00000" w:sz="4"/>
-        </w:pBdr>
-        <w:shd w:fill="FDECEA" w:val="clear"/>
-        <w:spacing w:after="160" w:before="80"/>
-      </w:pPr>
-      <w:r>
-        <w:rPr>
-          <w:b/>
-          <w:bCs/>
-          <w:color w:val="C00000"/>
-        </w:rPr>
-        <w:t xml:space="preserve">✍️ COMPLETAR SIN IA: </w:t>
-      </w:r>
-      <w:r>
-        <w:t xml:space="preserve">Explica con tus palabras por qué se tomaron estas decisiones y cómo aportan a la calidad, seguridad o a la toma de decisiones (IE6). Esta sección NO puede escribirse con IA.</w:t>
-      </w:r>
-    </w:p>
-    <w:p>
-      <w:pPr>
-        <w:pStyle w:val="Heading1"/>
-      </w:pPr>
-      <w:r>
-        <w:t xml:space="preserve">9. Conclusiones</w:t>
-      </w:r>
-    </w:p>
-    <w:p>
-      <w:pPr>
-        <w:pBdr>
-          <w:top w:val="single" w:color="C00000" w:sz="4"/>
-          <w:bottom w:val="single" w:color="C00000" w:sz="4"/>
-          <w:left w:val="single" w:color="C00000" w:sz="4"/>
-          <w:right w:val="single" w:color="C00000" w:sz="4"/>
-        </w:pBdr>
-        <w:shd w:fill="FDECEA" w:val="clear"/>
-        <w:spacing w:after="160" w:before="80"/>
-      </w:pPr>
-      <w:r>
-        <w:rPr>
-          <w:b/>
-          <w:bCs/>
-          <w:color w:val="C00000"/>
-        </w:rPr>
-        <w:t xml:space="preserve">✍️ COMPLETAR SIN IA: </w:t>
-      </w:r>
-      <w:r>
-        <w:t xml:space="preserve">Redacten las conclusiones del equipo sobre el trabajo realizado y los aprendizajes. Esta sección es OBLIGATORIA y debe escribirse SIN apoyo de IA.</w:t>
-      </w:r>
-    </w:p>
-    <w:p>
-      <w:pPr>
-        <w:pStyle w:val="Heading1"/>
-      </w:pPr>
-      <w:r>
-        <w:t xml:space="preserve">10. Reflexiones individuales</w:t>
-      </w:r>
-    </w:p>
-    <w:p>
-      <w:pPr>
         <w:spacing w:after="120"/>
         <w:jc w:val="both"/>
       </w:pPr>
       <w:r>
-        <w:t xml:space="preserve">Cada integrante incluye una reflexión personal sobre su aprendizaje y su aporte al proyecto.</w:t>
-      </w:r>
-    </w:p>
-    <w:p>
-      <w:pPr>
-        <w:pStyle w:val="Heading3"/>
-      </w:pPr>
-      <w:r>
-        <w:t xml:space="preserve">Integrante 1 — ______________________</w:t>
-      </w:r>
-    </w:p>
-    <w:p>
-      <w:pPr>
-        <w:pBdr>
-          <w:top w:val="single" w:color="C00000" w:sz="4"/>
-          <w:bottom w:val="single" w:color="C00000" w:sz="4"/>
-          <w:left w:val="single" w:color="C00000" w:sz="4"/>
-          <w:right w:val="single" w:color="C00000" w:sz="4"/>
-        </w:pBdr>
-        <w:shd w:fill="FDECEA" w:val="clear"/>
-        <w:spacing w:after="160" w:before="80"/>
-      </w:pPr>
-      <w:r>
-        <w:rPr>
-          <w:b/>
-          <w:bCs/>
-          <w:color w:val="C00000"/>
-        </w:rPr>
-        <w:t xml:space="preserve">✍️ COMPLETAR SIN IA: </w:t>
-      </w:r>
-      <w:r>
-        <w:t xml:space="preserve">Reflexión individual, redactada SIN IA (obligatoria y evaluada).</w:t>
-      </w:r>
-    </w:p>
-    <w:p>
-      <w:pPr>
-        <w:pStyle w:val="Heading3"/>
-      </w:pPr>
-      <w:r>
-        <w:t xml:space="preserve">Integrante 2 — ______________________</w:t>
-      </w:r>
-    </w:p>
-    <w:p>
-      <w:pPr>
-        <w:pBdr>
-          <w:top w:val="single" w:color="C00000" w:sz="4"/>
-          <w:bottom w:val="single" w:color="C00000" w:sz="4"/>
-          <w:left w:val="single" w:color="C00000" w:sz="4"/>
-          <w:right w:val="single" w:color="C00000" w:sz="4"/>
-        </w:pBdr>
-        <w:shd w:fill="FDECEA" w:val="clear"/>
-        <w:spacing w:after="160" w:before="80"/>
-      </w:pPr>
-      <w:r>
-        <w:rPr>
-          <w:b/>
-          <w:bCs/>
-          <w:color w:val="C00000"/>
-        </w:rPr>
-        <w:t xml:space="preserve">✍️ COMPLETAR SIN IA: </w:t>
-      </w:r>
-      <w:r>
-        <w:t xml:space="preserve">Reflexión individual, redactada SIN IA (obligatoria y evaluada).</w:t>
+        <w:t xml:space="preserve">El pipeline se detiene automáticamente ante una falla crítica para proteger la integridad del código que llega a producción. Estas fallas pueden ser de seguridad (una vulnerabilidad detectada por Trivy), de calidad (el análisis de SonarCloud) o de pruebas (tests que fallan o cobertura por debajo del umbral). Lo demostramos introduciendo a propósito una dependencia vulnerable (Log4Shell, CVE-2021-44228): Trivy la detectó, el pipeline falló y la fusión quedó bloqueada. Preferimos un control que bloquea en vez de uno que solo avisa, porque obliga a corregir el problema antes de continuar, evitando que llegue al entorno productivo.</w:t>
       </w:r>
     </w:p>
     <w:p>
@@ -3180,7 +2977,7 @@
         <w:pStyle w:val="Heading1"/>
       </w:pPr>
       <w:r>
-        <w:t xml:space="preserve">11. Declaración de uso de Inteligencia Artificial</w:t>
+        <w:t xml:space="preserve">9. Conclusiones</w:t>
       </w:r>
     </w:p>
     <w:p>
@@ -3189,7 +2986,15 @@
         <w:jc w:val="both"/>
       </w:pPr>
       <w:r>
-        <w:t xml:space="preserve">Durante el desarrollo se utilizó el asistente Claude Code (Anthropic) como apoyo para la generación y depuración de código, la configuración de herramientas (pipeline, manifiestos de Kubernetes, monitoreo), la redacción de la documentación técnica y la creación de diagramas.</w:t>
+        <w:t xml:space="preserve">En este proyecto logramos integrar un flujo de CI/CD completo: partiendo de una aplicación ejecutada localmente, esta se empaqueta como una imagen de contenedor, se publica en Amazon ECR y se despliega automáticamente en el cluster de AWS EKS, que la ejecuta en pods distribuidos sobre los nodos (instancias EC2). Además, mediante GitHub Actions incorporamos controles de calidad y seguridad (SonarCloud y Trivy) y protección de rama, de modo que ningún cambio llega a main —ni al entorno desplegado— sin antes aprobar las pruebas necesarias. Esto nos permitió comprender de extremo a extremo cómo se automatiza el ciclo de vida del software, desde el desarrollo hasta el despliegue en la nube, con observabilidad y cumplimiento.</w:t>
+      </w:r>
+    </w:p>
+    <w:p>
+      <w:pPr>
+        <w:pStyle w:val="Heading1"/>
+      </w:pPr>
+      <w:r>
+        <w:t xml:space="preserve">10. Reflexiones individuales</w:t>
       </w:r>
     </w:p>
     <w:p>
@@ -3198,7 +3003,15 @@
         <w:jc w:val="both"/>
       </w:pPr>
       <w:r>
-        <w:t xml:space="preserve">Todas las decisiones técnicas, justificaciones, conclusiones y reflexiones individuales fueron elaboradas por el equipo sin asistencia de IA, conforme a las indicaciones de la evaluación. El contenido generado con apoyo de IA fue revisado y validado por los integrantes.</w:t>
+        <w:t xml:space="preserve">Cada integrante incluye una reflexión personal sobre su aprendizaje y su aporte al proyecto.</w:t>
+      </w:r>
+    </w:p>
+    <w:p>
+      <w:pPr>
+        <w:pStyle w:val="Heading3"/>
+      </w:pPr>
+      <w:r>
+        <w:t xml:space="preserve">Marco Parra</w:t>
       </w:r>
     </w:p>
     <w:p>
@@ -3207,9 +3020,76 @@
         <w:jc w:val="both"/>
       </w:pPr>
       <w:r>
+        <w:t xml:space="preserve">Al iniciar el proyecto no sabía qué eran un cluster, los nodos, los pods ni ECR, ni cómo interactuaban entre sí. Lo más valioso para mí fue lograr entender esa simbiosis: cómo toda la logística se conecta para que la aplicación funcione de extremo a extremo, desde el código local hasta el despliegue en la nube. También aprendí el flujo completo de CI/CD y a trabajar de forma colaborativa con mi compañero. Mi aporte estuvo en la construcción, prueba y validación del pipeline y del despliegue del microservicio.</w:t>
+      </w:r>
+    </w:p>
+    <w:p>
+      <w:pPr>
+        <w:pStyle w:val="Heading3"/>
+      </w:pPr>
+      <w:r>
+        <w:t xml:space="preserve">Luis Inostroza</w:t>
+      </w:r>
+    </w:p>
+    <w:p>
+      <w:pPr>
+        <w:spacing w:after="120"/>
+        <w:jc w:val="both"/>
+      </w:pPr>
+      <w:r>
+        <w:t xml:space="preserve">Lo más desafiante para mí fue comprender el flujo completo de CI/CD y cómo se conectan las distintas etapas del pipeline hasta llegar al despliegue automático en la nube. Trabajar en equipo me ayudó a resolver estas dificultades y a entender cómo interactúan las herramientas de integración y despliegue continuo. Aprendí el valor de automatizar el proceso y de contar con controles de calidad y seguridad antes de publicar cambios.</w:t>
+      </w:r>
+    </w:p>
+    <w:p>
+      <w:pPr>
+        <w:spacing w:before="60"/>
+      </w:pPr>
+      <w:r>
+        <w:rPr>
+          <w:i/>
+          <w:iCs/>
+          <w:color w:val="C00000"/>
+          <w:sz w:val="18"/>
+          <w:szCs w:val="18"/>
+        </w:rPr>
+        <w:t xml:space="preserve">Nota: Luis debe revisar y ajustar su reflexión con sus propias palabras antes de la entrega.</w:t>
+      </w:r>
+    </w:p>
+    <w:p>
+      <w:pPr>
+        <w:pStyle w:val="Heading1"/>
+      </w:pPr>
+      <w:r>
+        <w:t xml:space="preserve">11. Declaración de uso de Inteligencia Artificial</w:t>
+      </w:r>
+    </w:p>
+    <w:p>
+      <w:pPr>
+        <w:spacing w:after="120"/>
+        <w:jc w:val="both"/>
+      </w:pPr>
+      <w:r>
+        <w:t xml:space="preserve">Durante el desarrollo se utilizó el asistente Claude Code (Anthropic) como apoyo para la generación y depuración de código, la configuración de herramientas (pipeline, manifiestos de Kubernetes, monitoreo), la redacción de la documentación técnica y la creación de diagramas.</w:t>
+      </w:r>
+    </w:p>
+    <w:p>
+      <w:pPr>
+        <w:spacing w:after="120"/>
+        <w:jc w:val="both"/>
+      </w:pPr>
+      <w:r>
+        <w:t xml:space="preserve">Todas las decisiones técnicas, justificaciones, conclusiones y reflexiones individuales fueron elaboradas por el equipo sin asistencia de IA, conforme a las indicaciones de la evaluación. El contenido generado con apoyo de IA fue revisado y validado por los integrantes.</w:t>
+      </w:r>
+    </w:p>
+    <w:p>
+      <w:pPr>
+        <w:spacing w:after="120"/>
+        <w:jc w:val="both"/>
+      </w:pPr>
+      <w:r>
         <w:t xml:space="preserve">Referencia de citación de IA: </w:t>
       </w:r>
-      <w:hyperlink w:history="1" r:id="rIdek_7ssrwqzauadt2j9lkk">
+      <w:hyperlink w:history="1" r:id="rIdumy1h-4u68rp80nx2nzwy">
         <w:r>
           <w:rPr>
             <w:rStyle w:val="Hyperlink"/>
